--- a/drafts/proposals/Complementary_Integration_Brief.docx
+++ b/drafts/proposals/Complementary_Integration_Brief.docx
@@ -101,7 +101,7 @@
           <w:sz w:val="22"/>
           <w:szCs w:val="22"/>
         </w:rPr>
-        <w:t xml:space="preserve">The compositional data analysis (CoDa) toolkit and the Higgins Unification Framework (HUF) provide a monitoring layer that complements existing systems tools. Applied to IIASA NGFS Phase 4 scenario data, eight CoDa analysis methods produced eight discoveries that are invisible in absolute units. Every discovery identifies a limitation in current practice AND a path to fix it without replacing existing tools.</w:t>
+        <w:t xml:space="preserve">The compositional data analysis (CoDa) toolkit and the Higgins Unity Framework (HUF) provide a monitoring layer that complements existing systems tools. Applied to IIASA NGFS Phase 4 scenario data, eight CoDa analysis methods produced eight discoveries that are invisible in absolute units. Every discovery identifies a limitation in current practice AND a path to fix it without replacing existing tools.</w:t>
       </w:r>
     </w:p>
     <w:p>
